--- a/Final/碩士總結/(5 必備) 學位考試成績資料表.docx
+++ b/Final/碩士總結/(5 必備) 學位考試成績資料表.docx
@@ -163,8 +163,6 @@
                 <w:color w:val="000000" w:themeColor="text1"/>
               </w:rPr>
             </w:pPr>
-            <w:bookmarkStart w:id="0" w:name="_GoBack"/>
-            <w:bookmarkEnd w:id="0"/>
             <w:r>
               <w:rPr>
                 <w:rFonts w:ascii="微軟正黑體" w:eastAsia="微軟正黑體" w:hAnsi="微軟正黑體" w:hint="eastAsia"/>
@@ -403,7 +401,23 @@
                 <w:rFonts w:ascii="微軟正黑體" w:eastAsia="微軟正黑體" w:hAnsi="微軟正黑體" w:hint="eastAsia"/>
                 <w:color w:val="000000" w:themeColor="text1"/>
               </w:rPr>
-              <w:t>114/07/28</w:t>
+              <w:t>11</w:t>
+            </w:r>
+            <w:r>
+              <w:rPr>
+                <w:rFonts w:ascii="微軟正黑體" w:eastAsia="微軟正黑體" w:hAnsi="微軟正黑體" w:hint="eastAsia"/>
+                <w:color w:val="000000" w:themeColor="text1"/>
+              </w:rPr>
+              <w:t>5</w:t>
+            </w:r>
+            <w:bookmarkStart w:id="0" w:name="_GoBack"/>
+            <w:bookmarkEnd w:id="0"/>
+            <w:r>
+              <w:rPr>
+                <w:rFonts w:ascii="微軟正黑體" w:eastAsia="微軟正黑體" w:hAnsi="微軟正黑體" w:hint="eastAsia"/>
+                <w:color w:val="000000" w:themeColor="text1"/>
+              </w:rPr>
+              <w:t>/07/28</w:t>
             </w:r>
           </w:p>
         </w:tc>
@@ -10928,7 +10942,7 @@
 </file>
 
 <file path=customXml/itemProps1.xml><?xml version="1.0" encoding="utf-8"?>
-<ds:datastoreItem xmlns:ds="http://schemas.openxmlformats.org/officeDocument/2006/customXml" ds:itemID="{A0DB5C74-C7C8-431E-9559-282752C4144F}">
+<ds:datastoreItem xmlns:ds="http://schemas.openxmlformats.org/officeDocument/2006/customXml" ds:itemID="{8C33811D-A1D9-4AAD-8D23-2845FB907AF3}">
   <ds:schemaRefs>
     <ds:schemaRef ds:uri="http://schemas.openxmlformats.org/officeDocument/2006/bibliography"/>
   </ds:schemaRefs>
